--- a/flutter_more_documents/f21_flutter_theme_colorscheme_self_study.docx
+++ b/flutter_more_documents/f21_flutter_theme_colorscheme_self_study.docx
@@ -4541,23 +4541,63 @@
           <w:sz w:val="32"/>
           <w:szCs w:val="32"/>
         </w:rPr>
-        <w:t xml:space="preserve"># All </w:t>
-      </w:r>
-      <w:proofErr w:type="spellStart"/>
-      <w:r>
-        <w:rPr>
-          <w:sz w:val="32"/>
-          <w:szCs w:val="32"/>
-        </w:rPr>
-        <w:t>ElevatedButtons</w:t>
-      </w:r>
-      <w:proofErr w:type="spellEnd"/>
-      <w:r>
-        <w:rPr>
-          <w:sz w:val="32"/>
-          <w:szCs w:val="32"/>
-        </w:rPr>
-        <w:t xml:space="preserve"> will use this style unless overridden locally</w:t>
+        <w:t># All</w:t>
+      </w:r>
+      <w:r>
+        <w:rPr>
+          <w:b/>
+          <w:bCs/>
+          <w:sz w:val="32"/>
+          <w:szCs w:val="32"/>
+        </w:rPr>
+        <w:t xml:space="preserve"> </w:t>
+      </w:r>
+      <w:proofErr w:type="spellStart"/>
+      <w:proofErr w:type="gramStart"/>
+      <w:r>
+        <w:rPr>
+          <w:b/>
+          <w:bCs/>
+          <w:sz w:val="32"/>
+          <w:szCs w:val="32"/>
+        </w:rPr>
+        <w:t>ElevatedButton</w:t>
+      </w:r>
+      <w:proofErr w:type="spellEnd"/>
+      <w:r>
+        <w:rPr>
+          <w:b/>
+          <w:bCs/>
+          <w:sz w:val="32"/>
+          <w:szCs w:val="32"/>
+        </w:rPr>
+        <w:t>(</w:t>
+      </w:r>
+      <w:proofErr w:type="gramEnd"/>
+      <w:r>
+        <w:rPr>
+          <w:b/>
+          <w:bCs/>
+          <w:sz w:val="32"/>
+          <w:szCs w:val="32"/>
+        </w:rPr>
+        <w:t>)</w:t>
+      </w:r>
+      <w:r>
+        <w:rPr>
+          <w:b/>
+          <w:bCs/>
+          <w:sz w:val="32"/>
+          <w:szCs w:val="32"/>
+        </w:rPr>
+        <w:t xml:space="preserve"> </w:t>
+      </w:r>
+      <w:r>
+        <w:rPr>
+          <w:sz w:val="32"/>
+          <w:szCs w:val="32"/>
+        </w:rPr>
+        <w:t>will use this style unless overridden locally</w:t>
       </w:r>
       <w:r>
         <w:rPr>
